--- a/src/db/seed-data/docs/module15-prompt-ugc.docx
+++ b/src/db/seed-data/docs/module15-prompt-ugc.docx
@@ -172,7 +172,7 @@
           <w:color w:val="6B7280"/>
           <w:sz w:val="20"/>
         </w:rPr>
-        <w:t xml:space="preserve">Thay các phần [trong ngoặc vuông] bằng thông tin của bạn.</w:t>
+        <w:t xml:space="preserve">Thay các phần [trong ngoặc vuông] bằng thông tin của bạn. Khi dán vào công cụ AI nên dùng bản tiếng Anh (EN); bản dịch tiếng Việt giúp hiểu nội dung.</w:t>
       </w:r>
     </w:p>
     <w:p>
@@ -190,6 +190,19 @@
     </w:p>
     <w:p>
       <w:pPr>
+        <w:spacing w:before="0" w:after="40"/>
+      </w:pPr>
+      <w:r>
+        <w:rPr>
+          <w:b/>
+          <w:color w:val="6B7280"/>
+          <w:sz w:val="18"/>
+        </w:rPr>
+        <w:t xml:space="preserve">EN – Prompt gốc</w:t>
+      </w:r>
+    </w:p>
+    <w:p>
+      <w:pPr>
         <w:spacing w:before="0" w:after="0"/>
         <w:shd w:val="clear" w:color="auto" w:fill="F3F4F6"/>
         <w:ind w:left="200" w:right="200"/>
@@ -242,6 +255,71 @@
           <w:sz w:val="21"/>
         </w:rPr>
         <w:t xml:space="preserve">Audio: her voice, faint outside traffic. No music, no subtitles.</w:t>
+      </w:r>
+    </w:p>
+    <w:p>
+      <w:pPr>
+        <w:spacing w:before="120" w:after="40"/>
+      </w:pPr>
+      <w:r>
+        <w:rPr>
+          <w:b/>
+          <w:color w:val="047857"/>
+          <w:sz w:val="18"/>
+        </w:rPr>
+        <w:t xml:space="preserve">VI – Bản dịch tiếng Việt</w:t>
+      </w:r>
+    </w:p>
+    <w:p>
+      <w:pPr>
+        <w:spacing w:before="0" w:after="0"/>
+        <w:shd w:val="clear" w:color="auto" w:fill="ECFDF5"/>
+        <w:ind w:left="200" w:right="200"/>
+      </w:pPr>
+      <w:r>
+        <w:rPr>
+          <w:sz w:val="21"/>
+        </w:rPr>
+        <w:t xml:space="preserve">Video dọc phong cách UGC, quay bằng iPhone, cầm tay. Một [nhân vật: cô gái Việt Nam khoảng 25 tuổi, không trang điểm đậm, mặc áo thun oversize đơn giản] ngồi ở ghế lái trong xe hơi đang đỗ, ánh sáng ban ngày tự nhiên qua kính chắn gió.</w:t>
+      </w:r>
+    </w:p>
+    <w:p>
+      <w:pPr>
+        <w:spacing w:before="0" w:after="0"/>
+        <w:shd w:val="clear" w:color="auto" w:fill="ECFDF5"/>
+        <w:ind w:left="200" w:right="200"/>
+      </w:pPr>
+      <w:r>
+        <w:rPr>
+          <w:sz w:val="21"/>
+        </w:rPr>
+        <w:t xml:space="preserve">Cô nói với camera điện thoại bằng tiếng Việt, tự nhiên và chân thật: "[câu thoại: Nói thật nha, mình xài [sản phẩm] được 1 tháng rồi, giờ không bỏ được luôn.]"</w:t>
+      </w:r>
+    </w:p>
+    <w:p>
+      <w:pPr>
+        <w:spacing w:before="0" w:after="0"/>
+        <w:shd w:val="clear" w:color="auto" w:fill="ECFDF5"/>
+        <w:ind w:left="200" w:right="200"/>
+      </w:pPr>
+      <w:r>
+        <w:rPr>
+          <w:sz w:val="21"/>
+        </w:rPr>
+        <w:t xml:space="preserve">Khung hình tự nhiên không hoàn hảo, máy hơi rung.</w:t>
+      </w:r>
+    </w:p>
+    <w:p>
+      <w:pPr>
+        <w:spacing w:before="0" w:after="0"/>
+        <w:shd w:val="clear" w:color="auto" w:fill="ECFDF5"/>
+        <w:ind w:left="200" w:right="200"/>
+      </w:pPr>
+      <w:r>
+        <w:rPr>
+          <w:sz w:val="21"/>
+        </w:rPr>
+        <w:t xml:space="preserve">Âm thanh: giọng cô, tiếng xe cộ bên ngoài văng vẳng. Không nhạc, không phụ đề.</w:t>
       </w:r>
     </w:p>
     <w:p>
@@ -259,6 +337,19 @@
     </w:p>
     <w:p>
       <w:pPr>
+        <w:spacing w:before="0" w:after="40"/>
+      </w:pPr>
+      <w:r>
+        <w:rPr>
+          <w:b/>
+          <w:color w:val="6B7280"/>
+          <w:sz w:val="18"/>
+        </w:rPr>
+        <w:t xml:space="preserve">EN – Prompt gốc</w:t>
+      </w:r>
+    </w:p>
+    <w:p>
+      <w:pPr>
         <w:spacing w:before="0" w:after="0"/>
         <w:shd w:val="clear" w:color="auto" w:fill="F3F4F6"/>
         <w:ind w:left="200" w:right="200"/>
@@ -325,6 +416,84 @@
           <w:sz w:val="21"/>
         </w:rPr>
         <w:t xml:space="preserve">Audio: natural voice, light room sounds. No music, no subtitles.</w:t>
+      </w:r>
+    </w:p>
+    <w:p>
+      <w:pPr>
+        <w:spacing w:before="120" w:after="40"/>
+      </w:pPr>
+      <w:r>
+        <w:rPr>
+          <w:b/>
+          <w:color w:val="047857"/>
+          <w:sz w:val="18"/>
+        </w:rPr>
+        <w:t xml:space="preserve">VI – Bản dịch tiếng Việt</w:t>
+      </w:r>
+    </w:p>
+    <w:p>
+      <w:pPr>
+        <w:spacing w:before="0" w:after="0"/>
+        <w:shd w:val="clear" w:color="auto" w:fill="ECFDF5"/>
+        <w:ind w:left="200" w:right="200"/>
+      </w:pPr>
+      <w:r>
+        <w:rPr>
+          <w:sz w:val="21"/>
+        </w:rPr>
+        <w:t xml:space="preserve">Video dọc UGC: một [nhân vật: cô gái trẻ Việt Nam] ngồi trước bàn trang điểm hơi bừa bộn trong phòng ngủ buổi sáng, vừa dùng [sản phẩm] vừa trò chuyện với điện thoại dựng trên bàn.</w:t>
+      </w:r>
+    </w:p>
+    <w:p>
+      <w:pPr>
+        <w:spacing w:before="0" w:after="0"/>
+        <w:shd w:val="clear" w:color="auto" w:fill="ECFDF5"/>
+        <w:ind w:left="200" w:right="200"/>
+      </w:pPr>
+      <w:r>
+        <w:rPr>
+          <w:sz w:val="21"/>
+        </w:rPr>
+        <w:t xml:space="preserve">Cô nói bằng tiếng Việt: "[câu thoại: Sáng nay đi học muộn nên make up 5 phút thôi, bí kíp là em này nè.]"</w:t>
+      </w:r>
+    </w:p>
+    <w:p>
+      <w:pPr>
+        <w:spacing w:before="0" w:after="0"/>
+        <w:shd w:val="clear" w:color="auto" w:fill="ECFDF5"/>
+        <w:ind w:left="200" w:right="200"/>
+      </w:pPr>
+      <w:r>
+        <w:rPr>
+          <w:sz w:val="21"/>
+        </w:rPr>
+        <w:t xml:space="preserve">Máy quay: điện thoại đứng yên trên chân máy, góc hơi thấp, tự nhiên.</w:t>
+      </w:r>
+    </w:p>
+    <w:p>
+      <w:pPr>
+        <w:spacing w:before="0" w:after="0"/>
+        <w:shd w:val="clear" w:color="auto" w:fill="ECFDF5"/>
+        <w:ind w:left="200" w:right="200"/>
+      </w:pPr>
+      <w:r>
+        <w:rPr>
+          <w:sz w:val="21"/>
+        </w:rPr>
+        <w:t xml:space="preserve">Ánh sáng: ánh sáng cửa sổ buổi sáng mềm.</w:t>
+      </w:r>
+    </w:p>
+    <w:p>
+      <w:pPr>
+        <w:spacing w:before="0" w:after="0"/>
+        <w:shd w:val="clear" w:color="auto" w:fill="ECFDF5"/>
+        <w:ind w:left="200" w:right="200"/>
+      </w:pPr>
+      <w:r>
+        <w:rPr>
+          <w:sz w:val="21"/>
+        </w:rPr>
+        <w:t xml:space="preserve">Âm thanh: giọng tự nhiên, tiếng phòng nhẹ. Không nhạc, không phụ đề.</w:t>
       </w:r>
     </w:p>
     <w:p>
@@ -342,6 +511,19 @@
     </w:p>
     <w:p>
       <w:pPr>
+        <w:spacing w:before="0" w:after="40"/>
+      </w:pPr>
+      <w:r>
+        <w:rPr>
+          <w:b/>
+          <w:color w:val="6B7280"/>
+          <w:sz w:val="18"/>
+        </w:rPr>
+        <w:t xml:space="preserve">EN – Prompt gốc</w:t>
+      </w:r>
+    </w:p>
+    <w:p>
+      <w:pPr>
         <w:spacing w:before="0" w:after="0"/>
         <w:shd w:val="clear" w:color="auto" w:fill="F3F4F6"/>
         <w:ind w:left="200" w:right="200"/>
@@ -408,6 +590,84 @@
           <w:sz w:val="21"/>
         </w:rPr>
         <w:t xml:space="preserve">Audio: natural voice, slurping sound. No music, no subtitles.</w:t>
+      </w:r>
+    </w:p>
+    <w:p>
+      <w:pPr>
+        <w:spacing w:before="120" w:after="40"/>
+      </w:pPr>
+      <w:r>
+        <w:rPr>
+          <w:b/>
+          <w:color w:val="047857"/>
+          <w:sz w:val="18"/>
+        </w:rPr>
+        <w:t xml:space="preserve">VI – Bản dịch tiếng Việt</w:t>
+      </w:r>
+    </w:p>
+    <w:p>
+      <w:pPr>
+        <w:spacing w:before="0" w:after="0"/>
+        <w:shd w:val="clear" w:color="auto" w:fill="ECFDF5"/>
+        <w:ind w:left="200" w:right="200"/>
+      </w:pPr>
+      <w:r>
+        <w:rPr>
+          <w:sz w:val="21"/>
+        </w:rPr>
+        <w:t xml:space="preserve">Cận cảnh selfie UGC: một [nhân vật: chàng trai trẻ Việt Nam mặc hoodie] lần đầu thử [sản phẩm: một loại mì gói cay mới] ở quầy bếp. Anh ăn một miếng, mắt mở to, quạt quạt miệng và bật cười.</w:t>
+      </w:r>
+    </w:p>
+    <w:p>
+      <w:pPr>
+        <w:spacing w:before="0" w:after="0"/>
+        <w:shd w:val="clear" w:color="auto" w:fill="ECFDF5"/>
+        <w:ind w:left="200" w:right="200"/>
+      </w:pPr>
+      <w:r>
+        <w:rPr>
+          <w:sz w:val="21"/>
+        </w:rPr>
+        <w:t xml:space="preserve">Anh nói bằng tiếng Việt: "[câu thoại: Trời ơi cay mà ngon dữ vậy trời!]"</w:t>
+      </w:r>
+    </w:p>
+    <w:p>
+      <w:pPr>
+        <w:spacing w:before="0" w:after="0"/>
+        <w:shd w:val="clear" w:color="auto" w:fill="ECFDF5"/>
+        <w:ind w:left="200" w:right="200"/>
+      </w:pPr>
+      <w:r>
+        <w:rPr>
+          <w:sz w:val="21"/>
+        </w:rPr>
+        <w:t xml:space="preserve">Máy quay: điện thoại cầm tay, hơi rung, chân thực.</w:t>
+      </w:r>
+    </w:p>
+    <w:p>
+      <w:pPr>
+        <w:spacing w:before="0" w:after="0"/>
+        <w:shd w:val="clear" w:color="auto" w:fill="ECFDF5"/>
+        <w:ind w:left="200" w:right="200"/>
+      </w:pPr>
+      <w:r>
+        <w:rPr>
+          <w:sz w:val="21"/>
+        </w:rPr>
+        <w:t xml:space="preserve">Ánh sáng: ánh đèn bếp ấm buổi tối.</w:t>
+      </w:r>
+    </w:p>
+    <w:p>
+      <w:pPr>
+        <w:spacing w:before="0" w:after="0"/>
+        <w:shd w:val="clear" w:color="auto" w:fill="ECFDF5"/>
+        <w:ind w:left="200" w:right="200"/>
+      </w:pPr>
+      <w:r>
+        <w:rPr>
+          <w:sz w:val="21"/>
+        </w:rPr>
+        <w:t xml:space="preserve">Âm thanh: giọng tự nhiên, tiếng húp mì. Không nhạc, không phụ đề.</w:t>
       </w:r>
     </w:p>
     <w:p>
@@ -425,6 +685,19 @@
     </w:p>
     <w:p>
       <w:pPr>
+        <w:spacing w:before="0" w:after="40"/>
+      </w:pPr>
+      <w:r>
+        <w:rPr>
+          <w:b/>
+          <w:color w:val="6B7280"/>
+          <w:sz w:val="18"/>
+        </w:rPr>
+        <w:t xml:space="preserve">EN – Prompt gốc</w:t>
+      </w:r>
+    </w:p>
+    <w:p>
+      <w:pPr>
         <w:spacing w:before="0" w:after="0"/>
         <w:shd w:val="clear" w:color="auto" w:fill="F3F4F6"/>
         <w:ind w:left="200" w:right="200"/>
@@ -477,6 +750,71 @@
           <w:sz w:val="21"/>
         </w:rPr>
         <w:t xml:space="preserve">Audio: ambient city sounds, light lo-fi music.</w:t>
+      </w:r>
+    </w:p>
+    <w:p>
+      <w:pPr>
+        <w:spacing w:before="120" w:after="40"/>
+      </w:pPr>
+      <w:r>
+        <w:rPr>
+          <w:b/>
+          <w:color w:val="047857"/>
+          <w:sz w:val="18"/>
+        </w:rPr>
+        <w:t xml:space="preserve">VI – Bản dịch tiếng Việt</w:t>
+      </w:r>
+    </w:p>
+    <w:p>
+      <w:pPr>
+        <w:spacing w:before="0" w:after="0"/>
+        <w:shd w:val="clear" w:color="auto" w:fill="ECFDF5"/>
+        <w:ind w:left="200" w:right="200"/>
+      </w:pPr>
+      <w:r>
+        <w:rPr>
+          <w:sz w:val="21"/>
+        </w:rPr>
+        <w:t xml:space="preserve">Cảnh dựng kiểu UGC: [nhân vật: một cô nhân viên văn phòng trẻ ở Sài Gòn] [hành động trong ngày: lấy [sản phẩm] từ túi xách trên xe buýt đông người buổi sáng, dùng nó ở bàn làm việc, và lần nữa ở phòng gym buổi tối].</w:t>
+      </w:r>
+    </w:p>
+    <w:p>
+      <w:pPr>
+        <w:spacing w:before="0" w:after="0"/>
+        <w:shd w:val="clear" w:color="auto" w:fill="ECFDF5"/>
+        <w:ind w:left="200" w:right="200"/>
+      </w:pPr>
+      <w:r>
+        <w:rPr>
+          <w:sz w:val="21"/>
+        </w:rPr>
+        <w:t xml:space="preserve">Quay bằng điện thoại, cầm tay, những khoảnh khắc tự nhiên nhanh gọn, dọc 9:16.</w:t>
+      </w:r>
+    </w:p>
+    <w:p>
+      <w:pPr>
+        <w:spacing w:before="0" w:after="0"/>
+        <w:shd w:val="clear" w:color="auto" w:fill="ECFDF5"/>
+        <w:ind w:left="200" w:right="200"/>
+      </w:pPr>
+      <w:r>
+        <w:rPr>
+          <w:sz w:val="21"/>
+        </w:rPr>
+        <w:t xml:space="preserve">Ánh sáng: ánh sáng ban ngày tự nhiên chuyển dần sang ánh sáng buổi tối.</w:t>
+      </w:r>
+    </w:p>
+    <w:p>
+      <w:pPr>
+        <w:spacing w:before="0" w:after="0"/>
+        <w:shd w:val="clear" w:color="auto" w:fill="ECFDF5"/>
+        <w:ind w:left="200" w:right="200"/>
+      </w:pPr>
+      <w:r>
+        <w:rPr>
+          <w:sz w:val="21"/>
+        </w:rPr>
+        <w:t xml:space="preserve">Âm thanh: tiếng thành phố, nhạc lo-fi nhẹ.</w:t>
       </w:r>
     </w:p>
     <w:p>
@@ -494,6 +832,19 @@
     </w:p>
     <w:p>
       <w:pPr>
+        <w:spacing w:before="0" w:after="40"/>
+      </w:pPr>
+      <w:r>
+        <w:rPr>
+          <w:b/>
+          <w:color w:val="6B7280"/>
+          <w:sz w:val="18"/>
+        </w:rPr>
+        <w:t xml:space="preserve">EN – Prompt gốc</w:t>
+      </w:r>
+    </w:p>
+    <w:p>
+      <w:pPr>
         <w:spacing w:before="0" w:after="0"/>
         <w:shd w:val="clear" w:color="auto" w:fill="F3F4F6"/>
         <w:ind w:left="200" w:right="200"/>
@@ -560,6 +911,84 @@
           <w:sz w:val="21"/>
         </w:rPr>
         <w:t xml:space="preserve">Audio: clear voice, kitchen ambience. No subtitles.</w:t>
+      </w:r>
+    </w:p>
+    <w:p>
+      <w:pPr>
+        <w:spacing w:before="120" w:after="40"/>
+      </w:pPr>
+      <w:r>
+        <w:rPr>
+          <w:b/>
+          <w:color w:val="047857"/>
+          <w:sz w:val="18"/>
+        </w:rPr>
+        <w:t xml:space="preserve">VI – Bản dịch tiếng Việt</w:t>
+      </w:r>
+    </w:p>
+    <w:p>
+      <w:pPr>
+        <w:spacing w:before="0" w:after="0"/>
+        <w:shd w:val="clear" w:color="auto" w:fill="ECFDF5"/>
+        <w:ind w:left="200" w:right="200"/>
+      </w:pPr>
+      <w:r>
+        <w:rPr>
+          <w:sz w:val="21"/>
+        </w:rPr>
+        <w:t xml:space="preserve">Video dọc UGC nói trước camera: một [nhân vật: bà mẹ Việt Nam ngoài 30 thân thiện] đứng trong căn bếp sáng sủa, cầm [sản phẩm], đếm trên ngón tay.</w:t>
+      </w:r>
+    </w:p>
+    <w:p>
+      <w:pPr>
+        <w:spacing w:before="0" w:after="0"/>
+        <w:shd w:val="clear" w:color="auto" w:fill="ECFDF5"/>
+        <w:ind w:left="200" w:right="200"/>
+      </w:pPr>
+      <w:r>
+        <w:rPr>
+          <w:sz w:val="21"/>
+        </w:rPr>
+        <w:t xml:space="preserve">Chị nói bằng tiếng Việt: "[câu thoại: 3 lý do mình mê cái nồi này: nấu nhanh, dễ rửa, mà giá rẻ bất ngờ!]"</w:t>
+      </w:r>
+    </w:p>
+    <w:p>
+      <w:pPr>
+        <w:spacing w:before="0" w:after="0"/>
+        <w:shd w:val="clear" w:color="auto" w:fill="ECFDF5"/>
+        <w:ind w:left="200" w:right="200"/>
+      </w:pPr>
+      <w:r>
+        <w:rPr>
+          <w:sz w:val="21"/>
+        </w:rPr>
+        <w:t xml:space="preserve">Máy quay: điện thoại dựng trên quầy bếp, ngang tầm mắt, tự nhiên.</w:t>
+      </w:r>
+    </w:p>
+    <w:p>
+      <w:pPr>
+        <w:spacing w:before="0" w:after="0"/>
+        <w:shd w:val="clear" w:color="auto" w:fill="ECFDF5"/>
+        <w:ind w:left="200" w:right="200"/>
+      </w:pPr>
+      <w:r>
+        <w:rPr>
+          <w:sz w:val="21"/>
+        </w:rPr>
+        <w:t xml:space="preserve">Ánh sáng: ánh sáng ban ngày từ cửa sổ.</w:t>
+      </w:r>
+    </w:p>
+    <w:p>
+      <w:pPr>
+        <w:spacing w:before="0" w:after="0"/>
+        <w:shd w:val="clear" w:color="auto" w:fill="ECFDF5"/>
+        <w:ind w:left="200" w:right="200"/>
+      </w:pPr>
+      <w:r>
+        <w:rPr>
+          <w:sz w:val="21"/>
+        </w:rPr>
+        <w:t xml:space="preserve">Âm thanh: giọng rõ, tiếng bếp. Không phụ đề.</w:t>
       </w:r>
     </w:p>
     <w:p>
